--- a/public/modelos/PCMD-W2-Manual-Estrategia-Manutencao.docx
+++ b/public/modelos/PCMD-W2-Manual-Estrategia-Manutencao.docx
@@ -41,14 +41,14 @@
       <w:pPr>
         <w:pStyle w:val="DestaquePCMD"/>
         <w:pBdr>
-          <w:left w:val="single" w:sz="24" w:space="6" w:color="0B3D63"/>
+          <w:left w:val="single" w:sz="24" w:space="6" w:color="0B2A5B"/>
         </w:pBdr>
         <w:shd w:val="clear" w:color="auto" w:fill="EEF2F8"/>
       </w:pPr>
       <w:r>
         <w:rPr>
           <w:rFonts w:ascii="Arial Black" w:hAnsi="Arial Black" w:cs="Arial Black"/>
-          <w:color w:val="0B3D63"/>
+          <w:color w:val="0B2A5B"/>
           <w:sz w:val="16"/>
         </w:rPr>
         <w:t xml:space="preserve">NOTA   </w:t>
@@ -75,14 +75,14 @@
       <w:pPr>
         <w:pStyle w:val="DestaquePCMD"/>
         <w:pBdr>
-          <w:left w:val="single" w:sz="24" w:space="6" w:color="0B3D63"/>
+          <w:left w:val="single" w:sz="24" w:space="6" w:color="0B2A5B"/>
         </w:pBdr>
         <w:shd w:val="clear" w:color="auto" w:fill="EEF2F8"/>
       </w:pPr>
       <w:r>
         <w:rPr>
           <w:rFonts w:ascii="Arial Black" w:hAnsi="Arial Black" w:cs="Arial Black"/>
-          <w:color w:val="0B3D63"/>
+          <w:color w:val="0B2A5B"/>
           <w:sz w:val="16"/>
         </w:rPr>
         <w:t xml:space="preserve">NOTA   </w:t>
@@ -97,7 +97,7 @@
         <w:keepNext/>
       </w:pPr>
       <w:r>
-        <w:t>Referências registradas (PCMD-01, aba Requisitos) · região repetível «requisitos»: repita a linha modelo para cada registro.</w:t>
+        <w:t>Referências registradas (PCMD-01, aba Cadastros) · região repetível «requisitos»: repita a linha modelo para cada registro.</w:t>
       </w:r>
     </w:p>
     <w:tbl>
@@ -140,7 +140,7 @@
             <w:tcW w:type="dxa" w:w="2948"/>
             <w:shd w:val="clear" w:color="auto" w:fill="DCE6F5"/>
             <w:tcBorders>
-              <w:bottom w:val="single" w:sz="8" w:space="0" w:color="0B3D63"/>
+              <w:bottom w:val="single" w:sz="8" w:space="0" w:color="0B2A5B"/>
             </w:tcBorders>
           </w:tcPr>
           <w:p>
@@ -151,7 +151,7 @@
             <w:r>
               <w:rPr>
                 <w:b/>
-                <w:color w:val="0B3D63"/>
+                <w:color w:val="0B2A5B"/>
               </w:rPr>
               <w:t>Referência</w:t>
             </w:r>
@@ -162,7 +162,7 @@
             <w:tcW w:type="dxa" w:w="1134"/>
             <w:shd w:val="clear" w:color="auto" w:fill="DCE6F5"/>
             <w:tcBorders>
-              <w:bottom w:val="single" w:sz="8" w:space="0" w:color="0B3D63"/>
+              <w:bottom w:val="single" w:sz="8" w:space="0" w:color="0B2A5B"/>
             </w:tcBorders>
           </w:tcPr>
           <w:p>
@@ -173,7 +173,7 @@
             <w:r>
               <w:rPr>
                 <w:b/>
-                <w:color w:val="0B3D63"/>
+                <w:color w:val="0B2A5B"/>
               </w:rPr>
               <w:t>Versão</w:t>
             </w:r>
@@ -184,7 +184,7 @@
             <w:tcW w:type="dxa" w:w="1304"/>
             <w:shd w:val="clear" w:color="auto" w:fill="DCE6F5"/>
             <w:tcBorders>
-              <w:bottom w:val="single" w:sz="8" w:space="0" w:color="0B3D63"/>
+              <w:bottom w:val="single" w:sz="8" w:space="0" w:color="0B2A5B"/>
             </w:tcBorders>
           </w:tcPr>
           <w:p>
@@ -195,7 +195,7 @@
             <w:r>
               <w:rPr>
                 <w:b/>
-                <w:color w:val="0B3D63"/>
+                <w:color w:val="0B2A5B"/>
               </w:rPr>
               <w:t>Data</w:t>
             </w:r>
@@ -206,7 +206,7 @@
             <w:tcW w:type="dxa" w:w="2665"/>
             <w:shd w:val="clear" w:color="auto" w:fill="DCE6F5"/>
             <w:tcBorders>
-              <w:bottom w:val="single" w:sz="8" w:space="0" w:color="0B3D63"/>
+              <w:bottom w:val="single" w:sz="8" w:space="0" w:color="0B2A5B"/>
             </w:tcBorders>
           </w:tcPr>
           <w:p>
@@ -217,7 +217,7 @@
             <w:r>
               <w:rPr>
                 <w:b/>
-                <w:color w:val="0B3D63"/>
+                <w:color w:val="0B2A5B"/>
               </w:rPr>
               <w:t>Fonte (HTTPS)</w:t>
             </w:r>
@@ -228,7 +228,7 @@
             <w:tcW w:type="dxa" w:w="1587"/>
             <w:shd w:val="clear" w:color="auto" w:fill="DCE6F5"/>
             <w:tcBorders>
-              <w:bottom w:val="single" w:sz="8" w:space="0" w:color="0B3D63"/>
+              <w:bottom w:val="single" w:sz="8" w:space="0" w:color="0B2A5B"/>
             </w:tcBorders>
           </w:tcPr>
           <w:p>
@@ -239,7 +239,7 @@
             <w:r>
               <w:rPr>
                 <w:b/>
-                <w:color w:val="0B3D63"/>
+                <w:color w:val="0B2A5B"/>
               </w:rPr>
               <w:t>Status</w:t>
             </w:r>
@@ -378,7 +378,7 @@
             <w:tcW w:type="dxa" w:w="2551"/>
             <w:shd w:val="clear" w:color="auto" w:fill="DCE6F5"/>
             <w:tcBorders>
-              <w:bottom w:val="single" w:sz="8" w:space="0" w:color="0B3D63"/>
+              <w:bottom w:val="single" w:sz="8" w:space="0" w:color="0B2A5B"/>
             </w:tcBorders>
           </w:tcPr>
           <w:p>
@@ -389,7 +389,7 @@
             <w:r>
               <w:rPr>
                 <w:b/>
-                <w:color w:val="0B3D63"/>
+                <w:color w:val="0B2A5B"/>
               </w:rPr>
               <w:t>Termo</w:t>
             </w:r>
@@ -400,7 +400,7 @@
             <w:tcW w:type="dxa" w:w="7087"/>
             <w:shd w:val="clear" w:color="auto" w:fill="DCE6F5"/>
             <w:tcBorders>
-              <w:bottom w:val="single" w:sz="8" w:space="0" w:color="0B3D63"/>
+              <w:bottom w:val="single" w:sz="8" w:space="0" w:color="0B2A5B"/>
             </w:tcBorders>
           </w:tcPr>
           <w:p>
@@ -411,7 +411,7 @@
             <w:r>
               <w:rPr>
                 <w:b/>
-                <w:color w:val="0B3D63"/>
+                <w:color w:val="0B2A5B"/>
               </w:rPr>
               <w:t>Definição</w:t>
             </w:r>
@@ -610,7 +610,7 @@
             <w:tcW w:type="dxa" w:w="2381"/>
             <w:shd w:val="clear" w:color="auto" w:fill="DCE6F5"/>
             <w:tcBorders>
-              <w:bottom w:val="single" w:sz="8" w:space="0" w:color="0B3D63"/>
+              <w:bottom w:val="single" w:sz="8" w:space="0" w:color="0B2A5B"/>
             </w:tcBorders>
           </w:tcPr>
           <w:p>
@@ -621,7 +621,7 @@
             <w:r>
               <w:rPr>
                 <w:b/>
-                <w:color w:val="0B3D63"/>
+                <w:color w:val="0B2A5B"/>
               </w:rPr>
               <w:t>Papel</w:t>
             </w:r>
@@ -632,7 +632,7 @@
             <w:tcW w:type="dxa" w:w="4989"/>
             <w:shd w:val="clear" w:color="auto" w:fill="DCE6F5"/>
             <w:tcBorders>
-              <w:bottom w:val="single" w:sz="8" w:space="0" w:color="0B3D63"/>
+              <w:bottom w:val="single" w:sz="8" w:space="0" w:color="0B2A5B"/>
             </w:tcBorders>
           </w:tcPr>
           <w:p>
@@ -643,7 +643,7 @@
             <w:r>
               <w:rPr>
                 <w:b/>
-                <w:color w:val="0B3D63"/>
+                <w:color w:val="0B2A5B"/>
               </w:rPr>
               <w:t>Responsabilidade</w:t>
             </w:r>
@@ -654,7 +654,7 @@
             <w:tcW w:type="dxa" w:w="2268"/>
             <w:shd w:val="clear" w:color="auto" w:fill="DCE6F5"/>
             <w:tcBorders>
-              <w:bottom w:val="single" w:sz="8" w:space="0" w:color="0B3D63"/>
+              <w:bottom w:val="single" w:sz="8" w:space="0" w:color="0B2A5B"/>
             </w:tcBorders>
           </w:tcPr>
           <w:p>
@@ -665,7 +665,7 @@
             <w:r>
               <w:rPr>
                 <w:b/>
-                <w:color w:val="0B3D63"/>
+                <w:color w:val="0B2A5B"/>
               </w:rPr>
               <w:t>Pessoa</w:t>
             </w:r>
@@ -877,7 +877,7 @@
         <w:keepNext/>
       </w:pPr>
       <w:r>
-        <w:t>Pessoas ativas (PCMD-01, aba Pessoas) · região repetível «pessoas»: repita a linha modelo para cada registro.</w:t>
+        <w:t>Pessoas ativas (PCMD-01, aba Cadastros) · região repetível «pessoas»: repita a linha modelo para cada registro.</w:t>
       </w:r>
     </w:p>
     <w:tbl>
@@ -919,7 +919,7 @@
             <w:tcW w:type="dxa" w:w="2268"/>
             <w:shd w:val="clear" w:color="auto" w:fill="DCE6F5"/>
             <w:tcBorders>
-              <w:bottom w:val="single" w:sz="8" w:space="0" w:color="0B3D63"/>
+              <w:bottom w:val="single" w:sz="8" w:space="0" w:color="0B2A5B"/>
             </w:tcBorders>
           </w:tcPr>
           <w:p>
@@ -930,7 +930,7 @@
             <w:r>
               <w:rPr>
                 <w:b/>
-                <w:color w:val="0B3D63"/>
+                <w:color w:val="0B2A5B"/>
               </w:rPr>
               <w:t>Nome</w:t>
             </w:r>
@@ -941,7 +941,7 @@
             <w:tcW w:type="dxa" w:w="2494"/>
             <w:shd w:val="clear" w:color="auto" w:fill="DCE6F5"/>
             <w:tcBorders>
-              <w:bottom w:val="single" w:sz="8" w:space="0" w:color="0B3D63"/>
+              <w:bottom w:val="single" w:sz="8" w:space="0" w:color="0B2A5B"/>
             </w:tcBorders>
           </w:tcPr>
           <w:p>
@@ -952,7 +952,7 @@
             <w:r>
               <w:rPr>
                 <w:b/>
-                <w:color w:val="0B3D63"/>
+                <w:color w:val="0B2A5B"/>
               </w:rPr>
               <w:t>Função</w:t>
             </w:r>
@@ -963,7 +963,7 @@
             <w:tcW w:type="dxa" w:w="1928"/>
             <w:shd w:val="clear" w:color="auto" w:fill="DCE6F5"/>
             <w:tcBorders>
-              <w:bottom w:val="single" w:sz="8" w:space="0" w:color="0B3D63"/>
+              <w:bottom w:val="single" w:sz="8" w:space="0" w:color="0B2A5B"/>
             </w:tcBorders>
           </w:tcPr>
           <w:p>
@@ -974,7 +974,7 @@
             <w:r>
               <w:rPr>
                 <w:b/>
-                <w:color w:val="0B3D63"/>
+                <w:color w:val="0B2A5B"/>
               </w:rPr>
               <w:t>Especialidade</w:t>
             </w:r>
@@ -985,7 +985,7 @@
             <w:tcW w:type="dxa" w:w="2948"/>
             <w:shd w:val="clear" w:color="auto" w:fill="DCE6F5"/>
             <w:tcBorders>
-              <w:bottom w:val="single" w:sz="8" w:space="0" w:color="0B3D63"/>
+              <w:bottom w:val="single" w:sz="8" w:space="0" w:color="0B2A5B"/>
             </w:tcBorders>
           </w:tcPr>
           <w:p>
@@ -996,7 +996,7 @@
             <w:r>
               <w:rPr>
                 <w:b/>
-                <w:color w:val="0B3D63"/>
+                <w:color w:val="0B2A5B"/>
               </w:rPr>
               <w:t>Responsabilidade neste manual (manual)</w:t>
             </w:r>
@@ -1160,7 +1160,7 @@
             <w:tcW w:type="dxa" w:w="1247"/>
             <w:shd w:val="clear" w:color="auto" w:fill="DCE6F5"/>
             <w:tcBorders>
-              <w:bottom w:val="single" w:sz="8" w:space="0" w:color="0B3D63"/>
+              <w:bottom w:val="single" w:sz="8" w:space="0" w:color="0B2A5B"/>
             </w:tcBorders>
           </w:tcPr>
           <w:p>
@@ -1171,7 +1171,7 @@
             <w:r>
               <w:rPr>
                 <w:b/>
-                <w:color w:val="0B3D63"/>
+                <w:color w:val="0B2A5B"/>
               </w:rPr>
               <w:t>Classe</w:t>
             </w:r>
@@ -1182,7 +1182,7 @@
             <w:tcW w:type="dxa" w:w="3175"/>
             <w:shd w:val="clear" w:color="auto" w:fill="DCE6F5"/>
             <w:tcBorders>
-              <w:bottom w:val="single" w:sz="8" w:space="0" w:color="0B3D63"/>
+              <w:bottom w:val="single" w:sz="8" w:space="0" w:color="0B2A5B"/>
             </w:tcBorders>
           </w:tcPr>
           <w:p>
@@ -1193,7 +1193,7 @@
             <w:r>
               <w:rPr>
                 <w:b/>
-                <w:color w:val="0B3D63"/>
+                <w:color w:val="0B2A5B"/>
               </w:rPr>
               <w:t>Estratégia predominante</w:t>
             </w:r>
@@ -1204,7 +1204,7 @@
             <w:tcW w:type="dxa" w:w="2608"/>
             <w:shd w:val="clear" w:color="auto" w:fill="DCE6F5"/>
             <w:tcBorders>
-              <w:bottom w:val="single" w:sz="8" w:space="0" w:color="0B3D63"/>
+              <w:bottom w:val="single" w:sz="8" w:space="0" w:color="0B2A5B"/>
             </w:tcBorders>
           </w:tcPr>
           <w:p>
@@ -1215,7 +1215,7 @@
             <w:r>
               <w:rPr>
                 <w:b/>
-                <w:color w:val="0B3D63"/>
+                <w:color w:val="0B2A5B"/>
               </w:rPr>
               <w:t>Prazo de atendimento</w:t>
             </w:r>
@@ -1226,7 +1226,7 @@
             <w:tcW w:type="dxa" w:w="2608"/>
             <w:shd w:val="clear" w:color="auto" w:fill="DCE6F5"/>
             <w:tcBorders>
-              <w:bottom w:val="single" w:sz="8" w:space="0" w:color="0B3D63"/>
+              <w:bottom w:val="single" w:sz="8" w:space="0" w:color="0B2A5B"/>
             </w:tcBorders>
           </w:tcPr>
           <w:p>
@@ -1237,7 +1237,7 @@
             <w:r>
               <w:rPr>
                 <w:b/>
-                <w:color w:val="0B3D63"/>
+                <w:color w:val="0B2A5B"/>
               </w:rPr>
               <w:t>Revisão do plano</w:t>
             </w:r>
@@ -1572,7 +1572,7 @@
             <w:tcW w:type="dxa" w:w="2268"/>
             <w:shd w:val="clear" w:color="auto" w:fill="DCE6F5"/>
             <w:tcBorders>
-              <w:bottom w:val="single" w:sz="8" w:space="0" w:color="0B3D63"/>
+              <w:bottom w:val="single" w:sz="8" w:space="0" w:color="0B2A5B"/>
             </w:tcBorders>
           </w:tcPr>
           <w:p>
@@ -1583,7 +1583,7 @@
             <w:r>
               <w:rPr>
                 <w:b/>
-                <w:color w:val="0B3D63"/>
+                <w:color w:val="0B2A5B"/>
               </w:rPr>
               <w:t>Regra</w:t>
             </w:r>
@@ -1594,7 +1594,7 @@
             <w:tcW w:type="dxa" w:w="7370"/>
             <w:shd w:val="clear" w:color="auto" w:fill="DCE6F5"/>
             <w:tcBorders>
-              <w:bottom w:val="single" w:sz="8" w:space="0" w:color="0B3D63"/>
+              <w:bottom w:val="single" w:sz="8" w:space="0" w:color="0B2A5B"/>
             </w:tcBorders>
           </w:tcPr>
           <w:p>
@@ -1605,7 +1605,7 @@
             <w:r>
               <w:rPr>
                 <w:b/>
-                <w:color w:val="0B3D63"/>
+                <w:color w:val="0B2A5B"/>
               </w:rPr>
               <w:t>Detalhe</w:t>
             </w:r>
@@ -1720,14 +1720,14 @@
       <w:pPr>
         <w:pStyle w:val="DestaquePCMD"/>
         <w:pBdr>
-          <w:left w:val="single" w:sz="24" w:space="6" w:color="0B3D63"/>
+          <w:left w:val="single" w:sz="24" w:space="6" w:color="0B2A5B"/>
         </w:pBdr>
         <w:shd w:val="clear" w:color="auto" w:fill="EEF2F8"/>
       </w:pPr>
       <w:r>
         <w:rPr>
           <w:rFonts w:ascii="Arial Black" w:hAnsi="Arial Black" w:cs="Arial Black"/>
-          <w:color w:val="0B3D63"/>
+          <w:color w:val="0B2A5B"/>
           <w:sz w:val="16"/>
         </w:rPr>
         <w:t xml:space="preserve">NOTA   </w:t>
@@ -1782,7 +1782,7 @@
             <w:tcW w:type="dxa" w:w="1474"/>
             <w:shd w:val="clear" w:color="auto" w:fill="DCE6F5"/>
             <w:tcBorders>
-              <w:bottom w:val="single" w:sz="8" w:space="0" w:color="0B3D63"/>
+              <w:bottom w:val="single" w:sz="8" w:space="0" w:color="0B2A5B"/>
             </w:tcBorders>
           </w:tcPr>
           <w:p>
@@ -1793,7 +1793,7 @@
             <w:r>
               <w:rPr>
                 <w:b/>
-                <w:color w:val="0B3D63"/>
+                <w:color w:val="0B2A5B"/>
               </w:rPr>
               <w:t>Etapa</w:t>
             </w:r>
@@ -1804,7 +1804,7 @@
             <w:tcW w:type="dxa" w:w="5896"/>
             <w:shd w:val="clear" w:color="auto" w:fill="DCE6F5"/>
             <w:tcBorders>
-              <w:bottom w:val="single" w:sz="8" w:space="0" w:color="0B3D63"/>
+              <w:bottom w:val="single" w:sz="8" w:space="0" w:color="0B2A5B"/>
             </w:tcBorders>
           </w:tcPr>
           <w:p>
@@ -1815,7 +1815,7 @@
             <w:r>
               <w:rPr>
                 <w:b/>
-                <w:color w:val="0B3D63"/>
+                <w:color w:val="0B2A5B"/>
               </w:rPr>
               <w:t>O que fazer</w:t>
             </w:r>
@@ -1826,7 +1826,7 @@
             <w:tcW w:type="dxa" w:w="2268"/>
             <w:shd w:val="clear" w:color="auto" w:fill="DCE6F5"/>
             <w:tcBorders>
-              <w:bottom w:val="single" w:sz="8" w:space="0" w:color="0B3D63"/>
+              <w:bottom w:val="single" w:sz="8" w:space="0" w:color="0B2A5B"/>
             </w:tcBorders>
           </w:tcPr>
           <w:p>
@@ -1837,7 +1837,7 @@
             <w:r>
               <w:rPr>
                 <w:b/>
-                <w:color w:val="0B3D63"/>
+                <w:color w:val="0B2A5B"/>
               </w:rPr>
               <w:t>Onde</w:t>
             </w:r>
@@ -2147,7 +2147,7 @@
             <w:tcW w:type="dxa" w:w="2381"/>
             <w:shd w:val="clear" w:color="auto" w:fill="DCE6F5"/>
             <w:tcBorders>
-              <w:bottom w:val="single" w:sz="8" w:space="0" w:color="0B3D63"/>
+              <w:bottom w:val="single" w:sz="8" w:space="0" w:color="0B2A5B"/>
             </w:tcBorders>
           </w:tcPr>
           <w:p>
@@ -2158,7 +2158,7 @@
             <w:r>
               <w:rPr>
                 <w:b/>
-                <w:color w:val="0B3D63"/>
+                <w:color w:val="0B2A5B"/>
               </w:rPr>
               <w:t>Indicador</w:t>
             </w:r>
@@ -2169,7 +2169,7 @@
             <w:tcW w:type="dxa" w:w="5443"/>
             <w:shd w:val="clear" w:color="auto" w:fill="DCE6F5"/>
             <w:tcBorders>
-              <w:bottom w:val="single" w:sz="8" w:space="0" w:color="0B3D63"/>
+              <w:bottom w:val="single" w:sz="8" w:space="0" w:color="0B2A5B"/>
             </w:tcBorders>
           </w:tcPr>
           <w:p>
@@ -2180,7 +2180,7 @@
             <w:r>
               <w:rPr>
                 <w:b/>
-                <w:color w:val="0B3D63"/>
+                <w:color w:val="0B2A5B"/>
               </w:rPr>
               <w:t>Regra explícita</w:t>
             </w:r>
@@ -2191,7 +2191,7 @@
             <w:tcW w:type="dxa" w:w="1814"/>
             <w:shd w:val="clear" w:color="auto" w:fill="DCE6F5"/>
             <w:tcBorders>
-              <w:bottom w:val="single" w:sz="8" w:space="0" w:color="0B3D63"/>
+              <w:bottom w:val="single" w:sz="8" w:space="0" w:color="0B2A5B"/>
             </w:tcBorders>
           </w:tcPr>
           <w:p>
@@ -2202,7 +2202,7 @@
             <w:r>
               <w:rPr>
                 <w:b/>
-                <w:color w:val="0B3D63"/>
+                <w:color w:val="0B2A5B"/>
               </w:rPr>
               <w:t>Meta</w:t>
             </w:r>
@@ -2473,7 +2473,7 @@
             <w:tcW w:type="dxa" w:w="567"/>
             <w:shd w:val="clear" w:color="auto" w:fill="DCE6F5"/>
             <w:tcBorders>
-              <w:bottom w:val="single" w:sz="8" w:space="0" w:color="0B3D63"/>
+              <w:bottom w:val="single" w:sz="8" w:space="0" w:color="0B2A5B"/>
             </w:tcBorders>
           </w:tcPr>
           <w:p>
@@ -2484,7 +2484,7 @@
             <w:r>
               <w:rPr>
                 <w:b/>
-                <w:color w:val="0B3D63"/>
+                <w:color w:val="0B2A5B"/>
               </w:rPr>
               <w:t>Nº</w:t>
             </w:r>
@@ -2495,7 +2495,7 @@
             <w:tcW w:type="dxa" w:w="6520"/>
             <w:shd w:val="clear" w:color="auto" w:fill="DCE6F5"/>
             <w:tcBorders>
-              <w:bottom w:val="single" w:sz="8" w:space="0" w:color="0B3D63"/>
+              <w:bottom w:val="single" w:sz="8" w:space="0" w:color="0B2A5B"/>
             </w:tcBorders>
           </w:tcPr>
           <w:p>
@@ -2506,7 +2506,7 @@
             <w:r>
               <w:rPr>
                 <w:b/>
-                <w:color w:val="0B3D63"/>
+                <w:color w:val="0B2A5B"/>
               </w:rPr>
               <w:t>Item de conferência</w:t>
             </w:r>
@@ -2517,7 +2517,7 @@
             <w:tcW w:type="dxa" w:w="2551"/>
             <w:shd w:val="clear" w:color="auto" w:fill="DCE6F5"/>
             <w:tcBorders>
-              <w:bottom w:val="single" w:sz="8" w:space="0" w:color="0B3D63"/>
+              <w:bottom w:val="single" w:sz="8" w:space="0" w:color="0B2A5B"/>
             </w:tcBorders>
           </w:tcPr>
           <w:p>
@@ -2528,7 +2528,7 @@
             <w:r>
               <w:rPr>
                 <w:b/>
-                <w:color w:val="0B3D63"/>
+                <w:color w:val="0B2A5B"/>
               </w:rPr>
               <w:t>Conferido por / data</w:t>
             </w:r>
@@ -2835,7 +2835,7 @@
             <w:r>
               <w:rPr>
                 <w:b/>
-                <w:color w:val="0B3D63"/>
+                <w:color w:val="0B2A5B"/>
               </w:rPr>
               <w:t>Situação</w:t>
             </w:r>
@@ -2869,7 +2869,7 @@
             <w:r>
               <w:rPr>
                 <w:b/>
-                <w:color w:val="0B3D63"/>
+                <w:color w:val="0B2A5B"/>
               </w:rPr>
               <w:t>Próxima revisão</w:t>
             </w:r>
@@ -2908,7 +2908,7 @@
             <w:r>
               <w:rPr>
                 <w:b/>
-                <w:color w:val="0B3D63"/>
+                <w:color w:val="0B2A5B"/>
               </w:rPr>
               <w:t>Origem dos dados</w:t>
             </w:r>
@@ -2942,7 +2942,7 @@
             <w:r>
               <w:rPr>
                 <w:b/>
-                <w:color w:val="0B3D63"/>
+                <w:color w:val="0B2A5B"/>
               </w:rPr>
               <w:t>Data de emissão</w:t>
             </w:r>
@@ -3004,7 +3004,7 @@
             <w:tcW w:type="dxa" w:w="3402"/>
             <w:shd w:val="clear" w:color="auto" w:fill="DCE6F5"/>
             <w:tcBorders>
-              <w:bottom w:val="single" w:sz="8" w:space="0" w:color="0B3D63"/>
+              <w:bottom w:val="single" w:sz="8" w:space="0" w:color="0B2A5B"/>
             </w:tcBorders>
           </w:tcPr>
           <w:p>
@@ -3015,7 +3015,7 @@
             <w:r>
               <w:rPr>
                 <w:b/>
-                <w:color w:val="0B3D63"/>
+                <w:color w:val="0B2A5B"/>
               </w:rPr>
               <w:t>Registro</w:t>
             </w:r>
@@ -3026,7 +3026,7 @@
             <w:tcW w:type="dxa" w:w="6236"/>
             <w:shd w:val="clear" w:color="auto" w:fill="DCE6F5"/>
             <w:tcBorders>
-              <w:bottom w:val="single" w:sz="8" w:space="0" w:color="0B3D63"/>
+              <w:bottom w:val="single" w:sz="8" w:space="0" w:color="0B2A5B"/>
             </w:tcBorders>
           </w:tcPr>
           <w:p>
@@ -3037,7 +3037,7 @@
             <w:r>
               <w:rPr>
                 <w:b/>
-                <w:color w:val="0B3D63"/>
+                <w:color w:val="0B2A5B"/>
               </w:rPr>
               <w:t>Onde fica</w:t>
             </w:r>
@@ -3213,7 +3213,7 @@
             <w:tcW w:type="dxa" w:w="1134"/>
             <w:shd w:val="clear" w:color="auto" w:fill="DCE6F5"/>
             <w:tcBorders>
-              <w:bottom w:val="single" w:sz="8" w:space="0" w:color="0B3D63"/>
+              <w:bottom w:val="single" w:sz="8" w:space="0" w:color="0B2A5B"/>
             </w:tcBorders>
           </w:tcPr>
           <w:p>
@@ -3224,7 +3224,7 @@
             <w:r>
               <w:rPr>
                 <w:b/>
-                <w:color w:val="0B3D63"/>
+                <w:color w:val="0B2A5B"/>
               </w:rPr>
               <w:t>Revisão</w:t>
             </w:r>
@@ -3235,7 +3235,7 @@
             <w:tcW w:type="dxa" w:w="1587"/>
             <w:shd w:val="clear" w:color="auto" w:fill="DCE6F5"/>
             <w:tcBorders>
-              <w:bottom w:val="single" w:sz="8" w:space="0" w:color="0B3D63"/>
+              <w:bottom w:val="single" w:sz="8" w:space="0" w:color="0B2A5B"/>
             </w:tcBorders>
           </w:tcPr>
           <w:p>
@@ -3246,7 +3246,7 @@
             <w:r>
               <w:rPr>
                 <w:b/>
-                <w:color w:val="0B3D63"/>
+                <w:color w:val="0B2A5B"/>
               </w:rPr>
               <w:t>Data</w:t>
             </w:r>
@@ -3257,7 +3257,7 @@
             <w:tcW w:type="dxa" w:w="4649"/>
             <w:shd w:val="clear" w:color="auto" w:fill="DCE6F5"/>
             <w:tcBorders>
-              <w:bottom w:val="single" w:sz="8" w:space="0" w:color="0B3D63"/>
+              <w:bottom w:val="single" w:sz="8" w:space="0" w:color="0B2A5B"/>
             </w:tcBorders>
           </w:tcPr>
           <w:p>
@@ -3268,7 +3268,7 @@
             <w:r>
               <w:rPr>
                 <w:b/>
-                <w:color w:val="0B3D63"/>
+                <w:color w:val="0B2A5B"/>
               </w:rPr>
               <w:t>Descrição da mudança</w:t>
             </w:r>
@@ -3279,7 +3279,7 @@
             <w:tcW w:type="dxa" w:w="2268"/>
             <w:shd w:val="clear" w:color="auto" w:fill="DCE6F5"/>
             <w:tcBorders>
-              <w:bottom w:val="single" w:sz="8" w:space="0" w:color="0B3D63"/>
+              <w:bottom w:val="single" w:sz="8" w:space="0" w:color="0B2A5B"/>
             </w:tcBorders>
           </w:tcPr>
           <w:p>
@@ -3290,7 +3290,7 @@
             <w:r>
               <w:rPr>
                 <w:b/>
-                <w:color w:val="0B3D63"/>
+                <w:color w:val="0B2A5B"/>
               </w:rPr>
               <w:t>Responsável</w:t>
             </w:r>
@@ -3446,7 +3446,7 @@
             <w:tcW w:type="dxa" w:w="1361"/>
             <w:shd w:val="clear" w:color="auto" w:fill="DCE6F5"/>
             <w:tcBorders>
-              <w:bottom w:val="single" w:sz="8" w:space="0" w:color="0B3D63"/>
+              <w:bottom w:val="single" w:sz="8" w:space="0" w:color="0B2A5B"/>
             </w:tcBorders>
           </w:tcPr>
           <w:p>
@@ -3457,7 +3457,7 @@
             <w:r>
               <w:rPr>
                 <w:b/>
-                <w:color w:val="0B3D63"/>
+                <w:color w:val="0B2A5B"/>
               </w:rPr>
               <w:t>TAG</w:t>
             </w:r>
@@ -3468,7 +3468,7 @@
             <w:tcW w:type="dxa" w:w="964"/>
             <w:shd w:val="clear" w:color="auto" w:fill="DCE6F5"/>
             <w:tcBorders>
-              <w:bottom w:val="single" w:sz="8" w:space="0" w:color="0B3D63"/>
+              <w:bottom w:val="single" w:sz="8" w:space="0" w:color="0B2A5B"/>
             </w:tcBorders>
           </w:tcPr>
           <w:p>
@@ -3479,7 +3479,7 @@
             <w:r>
               <w:rPr>
                 <w:b/>
-                <w:color w:val="0B3D63"/>
+                <w:color w:val="0B2A5B"/>
               </w:rPr>
               <w:t>ID tarefa</w:t>
             </w:r>
@@ -3490,7 +3490,7 @@
             <w:tcW w:type="dxa" w:w="3742"/>
             <w:shd w:val="clear" w:color="auto" w:fill="DCE6F5"/>
             <w:tcBorders>
-              <w:bottom w:val="single" w:sz="8" w:space="0" w:color="0B3D63"/>
+              <w:bottom w:val="single" w:sz="8" w:space="0" w:color="0B2A5B"/>
             </w:tcBorders>
           </w:tcPr>
           <w:p>
@@ -3501,7 +3501,7 @@
             <w:r>
               <w:rPr>
                 <w:b/>
-                <w:color w:val="0B3D63"/>
+                <w:color w:val="0B2A5B"/>
               </w:rPr>
               <w:t>Atividade</w:t>
             </w:r>
@@ -3512,7 +3512,7 @@
             <w:tcW w:type="dxa" w:w="1247"/>
             <w:shd w:val="clear" w:color="auto" w:fill="DCE6F5"/>
             <w:tcBorders>
-              <w:bottom w:val="single" w:sz="8" w:space="0" w:color="0B3D63"/>
+              <w:bottom w:val="single" w:sz="8" w:space="0" w:color="0B2A5B"/>
             </w:tcBorders>
           </w:tcPr>
           <w:p>
@@ -3523,7 +3523,7 @@
             <w:r>
               <w:rPr>
                 <w:b/>
-                <w:color w:val="0B3D63"/>
+                <w:color w:val="0B2A5B"/>
               </w:rPr>
               <w:t>Frequência</w:t>
             </w:r>
@@ -3534,7 +3534,7 @@
             <w:tcW w:type="dxa" w:w="1531"/>
             <w:shd w:val="clear" w:color="auto" w:fill="DCE6F5"/>
             <w:tcBorders>
-              <w:bottom w:val="single" w:sz="8" w:space="0" w:color="0B3D63"/>
+              <w:bottom w:val="single" w:sz="8" w:space="0" w:color="0B2A5B"/>
             </w:tcBorders>
           </w:tcPr>
           <w:p>
@@ -3545,7 +3545,7 @@
             <w:r>
               <w:rPr>
                 <w:b/>
-                <w:color w:val="0B3D63"/>
+                <w:color w:val="0B2A5B"/>
               </w:rPr>
               <w:t>Especialidade</w:t>
             </w:r>
@@ -3556,7 +3556,7 @@
             <w:tcW w:type="dxa" w:w="1134"/>
             <w:shd w:val="clear" w:color="auto" w:fill="DCE6F5"/>
             <w:tcBorders>
-              <w:bottom w:val="single" w:sz="8" w:space="0" w:color="0B3D63"/>
+              <w:bottom w:val="single" w:sz="8" w:space="0" w:color="0B2A5B"/>
             </w:tcBorders>
           </w:tcPr>
           <w:p>
@@ -3567,7 +3567,7 @@
             <w:r>
               <w:rPr>
                 <w:b/>
-                <w:color w:val="0B3D63"/>
+                <w:color w:val="0B2A5B"/>
               </w:rPr>
               <w:t>Duração (h)</w:t>
             </w:r>
@@ -3578,7 +3578,7 @@
             <w:tcW w:type="dxa" w:w="1304"/>
             <w:shd w:val="clear" w:color="auto" w:fill="DCE6F5"/>
             <w:tcBorders>
-              <w:bottom w:val="single" w:sz="8" w:space="0" w:color="0B3D63"/>
+              <w:bottom w:val="single" w:sz="8" w:space="0" w:color="0B2A5B"/>
             </w:tcBorders>
           </w:tcPr>
           <w:p>
@@ -3589,7 +3589,7 @@
             <w:r>
               <w:rPr>
                 <w:b/>
-                <w:color w:val="0B3D63"/>
+                <w:color w:val="0B2A5B"/>
               </w:rPr>
               <w:t>Segurança</w:t>
             </w:r>
@@ -3600,7 +3600,7 @@
             <w:tcW w:type="dxa" w:w="1928"/>
             <w:shd w:val="clear" w:color="auto" w:fill="DCE6F5"/>
             <w:tcBorders>
-              <w:bottom w:val="single" w:sz="8" w:space="0" w:color="0B3D63"/>
+              <w:bottom w:val="single" w:sz="8" w:space="0" w:color="0B2A5B"/>
             </w:tcBorders>
           </w:tcPr>
           <w:p>
@@ -3611,7 +3611,7 @@
             <w:r>
               <w:rPr>
                 <w:b/>
-                <w:color w:val="0B3D63"/>
+                <w:color w:val="0B2A5B"/>
               </w:rPr>
               <w:t>Origem / versão</w:t>
             </w:r>
@@ -3622,7 +3622,7 @@
             <w:tcW w:type="dxa" w:w="1361"/>
             <w:shd w:val="clear" w:color="auto" w:fill="DCE6F5"/>
             <w:tcBorders>
-              <w:bottom w:val="single" w:sz="8" w:space="0" w:color="0B3D63"/>
+              <w:bottom w:val="single" w:sz="8" w:space="0" w:color="0B2A5B"/>
             </w:tcBorders>
           </w:tcPr>
           <w:p>
@@ -3633,7 +3633,7 @@
             <w:r>
               <w:rPr>
                 <w:b/>
-                <w:color w:val="0B3D63"/>
+                <w:color w:val="0B2A5B"/>
               </w:rPr>
               <w:t>Responsável</w:t>
             </w:r>
@@ -4056,7 +4056,7 @@
       <w:pStyle w:val="Header"/>
       <w:spacing w:before="0" w:after="0" w:lineRule="exact" w:line="340"/>
       <w:jc w:val="center"/>
-      <w:shd w:val="clear" w:color="auto" w:fill="0B3D63"/>
+      <w:shd w:val="clear" w:color="auto" w:fill="0B2A5B"/>
     </w:pPr>
     <w:r>
       <w:rPr>
@@ -4511,7 +4511,7 @@
       <w:jc w:val="left"/>
       <w:outlineLvl w:val="0"/>
       <w:pBdr>
-        <w:bottom w:val="single" w:sz="6" w:space="2" w:color="0B3D63"/>
+        <w:bottom w:val="single" w:sz="6" w:space="2" w:color="0B2A5B"/>
       </w:pBdr>
     </w:pPr>
     <w:rPr>
@@ -4519,7 +4519,7 @@
       <w:b w:val="0"/>
       <w:bCs/>
       <w:i w:val="0"/>
-      <w:color w:val="0B3D63"/>
+      <w:color w:val="0B2A5B"/>
       <w:sz w:val="22"/>
       <w:szCs w:val="28"/>
     </w:rPr>
@@ -4545,7 +4545,7 @@
       <w:b/>
       <w:bCs/>
       <w:i w:val="0"/>
-      <w:color w:val="0B3D63"/>
+      <w:color w:val="0B2A5B"/>
       <w:sz w:val="21"/>
       <w:szCs w:val="26"/>
     </w:rPr>
@@ -4571,7 +4571,7 @@
       <w:b/>
       <w:bCs/>
       <w:i w:val="0"/>
-      <w:color w:val="0B3D63"/>
+      <w:color w:val="0B2A5B"/>
       <w:sz w:val="20"/>
     </w:rPr>
   </w:style>

--- a/public/modelos/PCMD-W2-Manual-Estrategia-Manutencao.docx
+++ b/public/modelos/PCMD-W2-Manual-Estrategia-Manutencao.docx
@@ -3912,7 +3912,7 @@
           <w:r>
             <w:drawing>
               <wp:inline xmlns:a="http://schemas.openxmlformats.org/drawingml/2006/main" xmlns:pic="http://schemas.openxmlformats.org/drawingml/2006/picture">
-                <wp:extent cx="1512000" cy="353516"/>
+                <wp:extent cx="1221418" cy="353516"/>
                 <wp:docPr id="1" name="Picture 1"/>
                 <wp:cNvGraphicFramePr>
                   <a:graphicFrameLocks noChangeAspect="1"/>
@@ -3933,7 +3933,7 @@
                       <pic:spPr>
                         <a:xfrm>
                           <a:off x="0" y="0"/>
-                          <a:ext cx="1512000" cy="353516"/>
+                          <a:ext cx="1221418" cy="353516"/>
                         </a:xfrm>
                         <a:prstGeom prst="rect"/>
                       </pic:spPr>
